--- a/docs/lomba/Surat-Usulan-Sekda-Kaltara-Innovation-Awards.docx
+++ b/docs/lomba/Surat-Usulan-Sekda-Kaltara-Innovation-Awards.docx
@@ -848,7 +848,7 @@
           <w:sz w:val="24"/>
           <w:szCs w:val="24"/>
         </w:rPr>
-        <w:t xml:space="preserve">Menindaklanjuti Panduan Teknis Lomba Inovasi Daerah Provinsi Kalimantan Utara Tahun 2026 (Kaltara Innovation Awards), bersama ini kami mengusulkan inovasi Prokopim Hibot: Satu Alur Digital Terverifikasi untuk Tata Kelola Agenda dan Keprotokolan Pimpinan Daerah dari Bagian Protokol dan Komunikasi Pimpinan Sekretariat Daerah Kota Tarakan sebagai peserta kategori Inovasi Terapan – ASN Pemerintah Kabupaten/Kota dengan Bidang Fokus Tata Kelola Kolaboratif dan Pelayanan Publik.</w:t>
+        <w:t xml:space="preserve">Sehubungan dengan dilaksanakannya Lomba Inovasi Daerah Tingkat Provinsi Kalimantan Utara Tahun 2026 dan dengan memperhatikan Panduan Teknis lomba dimaksud, maka dengan ini disampaikan bahwa Sekretariat Daerah Kota Tarakan berpartisipasi pada lomba tersebut.</w:t>
       </w:r>
       <w:proofErr w:type="spellStart"/>
       <w:r>
@@ -1030,7 +1030,7 @@
           <w:sz w:val="24"/>
           <w:szCs w:val="24"/>
         </w:rPr>
-        <w:t xml:space="preserve">Inovasi tersebut telah diterapkan sejak Maret 2026 dalam pelayanan keprotokolan dan komunikasi pimpinan kepada Wali Kota dan Wakil Wali Kota Tarakan, dan pelaksanaannya dikuatkan dengan Keputusan Sekretaris Daerah Kota Tarakan Nomor 100.3.3.6/98/HK/VIII/2026 tentang Tim Koordinasi Peningkatan Pelayanan Keprotokolan dan Komunikasi Pimpinan Pemerintah Kota Tarakan. Susunan tim inovator dan identitas usulan disertakan pada lampiran surat ini, sedangkan proposal beserta dokumen pendukungnya diunggah melalui laman sirindaku.kaltaraprov.go.id.</w:t>
+        <w:t xml:space="preserve">Adapun inovasi yang diusulkan yaitu Prokopim Hibot: Satu Alur Digital Terverifikasi untuk Tata Kelola Agenda dan Keprotokolan Pimpinan Daerah dari Bagian Protokol dan Komunikasi Pimpinan Sekretariat Daerah Kota Tarakan, pada kategori Inovasi Terapan – ASN Pemerintah Kabupaten/Kota dengan Bidang Fokus Tata Kelola Kolaboratif dan Pelayanan Publik. Inovasi tersebut telah diterapkan sejak Maret 2026 dan pelaksanaannya dikuatkan dengan Keputusan Sekretaris Daerah Kota Tarakan Nomor 100.3.3.6/98/HK/VIII/2026. Susunan tim inovator dan identitas usulan disertakan pada lampiran surat ini, sedangkan proposal beserta dokumen pendukungnya diunggah melalui laman sirindaku.kaltaraprov.go.id.</w:t>
       </w:r>
       <w:r>
         <w:rPr>
